--- a/Interview-questions/Interview_JCL.docx
+++ b/Interview-questions/Interview_JCL.docx
@@ -2969,14 +2969,86 @@
     <w:p>
       <w:pPr>
         <w:pStyle w:val="ListParagraph"/>
+        <w:spacing w:after="0"/>
+        <w:ind w:left="1440"/>
+      </w:pPr>
+    </w:p>
+    <w:p>
+      <w:pPr>
+        <w:pStyle w:val="ListParagraph"/>
         <w:numPr>
           <w:ilvl w:val="0"/>
           <w:numId w:val="6"/>
         </w:numPr>
         <w:spacing w:after="0"/>
-      </w:pPr>
-      <w:r>
-        <w:t>A</w:t>
+        <w:rPr>
+          <w:b/>
+          <w:bCs/>
+        </w:rPr>
+      </w:pPr>
+      <w:r>
+        <w:rPr>
+          <w:b/>
+          <w:bCs/>
+        </w:rPr>
+        <w:t>Joins in JCL?</w:t>
+      </w:r>
+    </w:p>
+    <w:p>
+      <w:pPr>
+        <w:pStyle w:val="ListParagraph"/>
+        <w:numPr>
+          <w:ilvl w:val="1"/>
+          <w:numId w:val="6"/>
+        </w:numPr>
+        <w:spacing w:after="0"/>
+      </w:pPr>
+      <w:r>
+        <w:t>JOINKEYS is a feature of DFSORT used in JCL to join two datasets (like a SQL JOIN) based on specified key fields.</w:t>
+      </w:r>
+    </w:p>
+    <w:p>
+      <w:pPr>
+        <w:pStyle w:val="ListParagraph"/>
+        <w:spacing w:after="0"/>
+        <w:ind w:left="1440"/>
+      </w:pPr>
+      <w:r>
+        <w:drawing>
+          <wp:inline distT="0" distB="0" distL="0" distR="0" wp14:anchorId="12E3F646" wp14:editId="0F634080">
+            <wp:extent cx="3550227" cy="1717482"/>
+            <wp:effectExtent l="0" t="0" r="0" b="0"/>
+            <wp:docPr id="925622880" name="Picture 1"/>
+            <wp:cNvGraphicFramePr>
+              <a:graphicFrameLocks xmlns:a="http://schemas.openxmlformats.org/drawingml/2006/main" noChangeAspect="1"/>
+            </wp:cNvGraphicFramePr>
+            <a:graphic xmlns:a="http://schemas.openxmlformats.org/drawingml/2006/main">
+              <a:graphicData uri="http://schemas.openxmlformats.org/drawingml/2006/picture">
+                <pic:pic xmlns:pic="http://schemas.openxmlformats.org/drawingml/2006/picture">
+                  <pic:nvPicPr>
+                    <pic:cNvPr id="925622880" name=""/>
+                    <pic:cNvPicPr/>
+                  </pic:nvPicPr>
+                  <pic:blipFill>
+                    <a:blip r:embed="rId6"/>
+                    <a:stretch>
+                      <a:fillRect/>
+                    </a:stretch>
+                  </pic:blipFill>
+                  <pic:spPr>
+                    <a:xfrm>
+                      <a:off x="0" y="0"/>
+                      <a:ext cx="3578289" cy="1731057"/>
+                    </a:xfrm>
+                    <a:prstGeom prst="rect">
+                      <a:avLst/>
+                    </a:prstGeom>
+                  </pic:spPr>
+                </pic:pic>
+              </a:graphicData>
+            </a:graphic>
+          </wp:inline>
+        </w:drawing>
       </w:r>
     </w:p>
     <w:p>
@@ -2987,10 +3059,1038 @@
           <w:numId w:val="6"/>
         </w:numPr>
         <w:spacing w:after="0"/>
-      </w:pPr>
-      <w:r>
-        <w:t>A</w:t>
-      </w:r>
+        <w:rPr>
+          <w:b/>
+          <w:bCs/>
+        </w:rPr>
+      </w:pPr>
+      <w:r>
+        <w:rPr>
+          <w:b/>
+          <w:bCs/>
+        </w:rPr>
+        <w:lastRenderedPageBreak/>
+        <w:t>What is ICETOOL?</w:t>
+      </w:r>
+    </w:p>
+    <w:p>
+      <w:pPr>
+        <w:pStyle w:val="ListParagraph"/>
+        <w:numPr>
+          <w:ilvl w:val="1"/>
+          <w:numId w:val="6"/>
+        </w:numPr>
+        <w:spacing w:after="0"/>
+      </w:pPr>
+      <w:r>
+        <w:rPr>
+          <w:b/>
+          <w:bCs/>
+        </w:rPr>
+        <w:t>ICETOOL</w:t>
+      </w:r>
+      <w:r>
+        <w:t xml:space="preserve"> is a powerful utility built on top of </w:t>
+      </w:r>
+      <w:r>
+        <w:rPr>
+          <w:b/>
+          <w:bCs/>
+        </w:rPr>
+        <w:t>DFSORT</w:t>
+      </w:r>
+      <w:r>
+        <w:t xml:space="preserve"> used in JCL to perform </w:t>
+      </w:r>
+      <w:r>
+        <w:rPr>
+          <w:b/>
+          <w:bCs/>
+        </w:rPr>
+        <w:t>multiple data processing tasks in a single step</w:t>
+      </w:r>
+      <w:r>
+        <w:t>.</w:t>
+      </w:r>
+    </w:p>
+    <w:p>
+      <w:pPr>
+        <w:pStyle w:val="ListParagraph"/>
+        <w:numPr>
+          <w:ilvl w:val="1"/>
+          <w:numId w:val="6"/>
+        </w:numPr>
+        <w:spacing w:after="0"/>
+      </w:pPr>
+      <w:r>
+        <w:t xml:space="preserve">Think of it as a </w:t>
+      </w:r>
+      <w:r>
+        <w:rPr>
+          <w:b/>
+          <w:bCs/>
+        </w:rPr>
+        <w:t>multi-purpose tool</w:t>
+      </w:r>
+      <w:r>
+        <w:t xml:space="preserve"> (like a toolbox) that can:</w:t>
+      </w:r>
+    </w:p>
+    <w:p>
+      <w:pPr>
+        <w:pStyle w:val="ListParagraph"/>
+        <w:numPr>
+          <w:ilvl w:val="1"/>
+          <w:numId w:val="6"/>
+        </w:numPr>
+        <w:spacing w:after="0"/>
+      </w:pPr>
+      <w:r>
+        <w:t xml:space="preserve">Count records </w:t>
+      </w:r>
+    </w:p>
+    <w:p>
+      <w:pPr>
+        <w:pStyle w:val="ListParagraph"/>
+        <w:numPr>
+          <w:ilvl w:val="1"/>
+          <w:numId w:val="6"/>
+        </w:numPr>
+        <w:spacing w:after="0"/>
+      </w:pPr>
+      <w:r>
+        <w:t xml:space="preserve">Split files </w:t>
+      </w:r>
+    </w:p>
+    <w:p>
+      <w:pPr>
+        <w:pStyle w:val="ListParagraph"/>
+        <w:numPr>
+          <w:ilvl w:val="1"/>
+          <w:numId w:val="6"/>
+        </w:numPr>
+        <w:spacing w:after="0"/>
+      </w:pPr>
+      <w:r>
+        <w:t xml:space="preserve">Remove duplicates </w:t>
+      </w:r>
+    </w:p>
+    <w:p>
+      <w:pPr>
+        <w:pStyle w:val="ListParagraph"/>
+        <w:numPr>
+          <w:ilvl w:val="1"/>
+          <w:numId w:val="6"/>
+        </w:numPr>
+        <w:spacing w:after="0"/>
+      </w:pPr>
+      <w:r>
+        <w:t xml:space="preserve">Generate reports </w:t>
+      </w:r>
+    </w:p>
+    <w:p>
+      <w:pPr>
+        <w:pStyle w:val="ListParagraph"/>
+        <w:numPr>
+          <w:ilvl w:val="1"/>
+          <w:numId w:val="6"/>
+        </w:numPr>
+        <w:spacing w:after="0"/>
+      </w:pPr>
+      <w:r>
+        <w:t xml:space="preserve">Compare datasets </w:t>
+      </w:r>
+    </w:p>
+    <w:p>
+      <w:pPr>
+        <w:pStyle w:val="ListParagraph"/>
+        <w:numPr>
+          <w:ilvl w:val="1"/>
+          <w:numId w:val="6"/>
+        </w:numPr>
+        <w:spacing w:after="0"/>
+        <w:rPr>
+          <w:b/>
+          <w:bCs/>
+        </w:rPr>
+      </w:pPr>
+      <w:r>
+        <w:rPr>
+          <w:b/>
+          <w:bCs/>
+        </w:rPr>
+        <w:t>Why ICETOOL is Used</w:t>
+      </w:r>
+    </w:p>
+    <w:p>
+      <w:pPr>
+        <w:pStyle w:val="ListParagraph"/>
+        <w:numPr>
+          <w:ilvl w:val="2"/>
+          <w:numId w:val="6"/>
+        </w:numPr>
+        <w:spacing w:after="0"/>
+      </w:pPr>
+      <w:r>
+        <w:t>Instead of writing multiple SORT steps, ICETOOL lets you:</w:t>
+      </w:r>
+    </w:p>
+    <w:p>
+      <w:pPr>
+        <w:pStyle w:val="ListParagraph"/>
+        <w:numPr>
+          <w:ilvl w:val="2"/>
+          <w:numId w:val="6"/>
+        </w:numPr>
+        <w:spacing w:after="0"/>
+      </w:pPr>
+      <w:r>
+        <w:rPr>
+          <w:rFonts w:ascii="Segoe UI Emoji" w:hAnsi="Segoe UI Emoji" w:cs="Segoe UI Emoji"/>
+        </w:rPr>
+        <w:t>✅</w:t>
+      </w:r>
+      <w:r>
+        <w:t xml:space="preserve"> Perform complex operations in </w:t>
+      </w:r>
+      <w:r>
+        <w:rPr>
+          <w:b/>
+          <w:bCs/>
+        </w:rPr>
+        <w:t>one JCL step</w:t>
+      </w:r>
+    </w:p>
+    <w:p>
+      <w:pPr>
+        <w:pStyle w:val="ListParagraph"/>
+        <w:numPr>
+          <w:ilvl w:val="1"/>
+          <w:numId w:val="6"/>
+        </w:numPr>
+        <w:spacing w:after="0"/>
+        <w:rPr>
+          <w:b/>
+          <w:bCs/>
+        </w:rPr>
+      </w:pPr>
+      <w:r>
+        <w:rPr>
+          <w:b/>
+          <w:bCs/>
+        </w:rPr>
+        <w:t>Basic Structure</w:t>
+      </w:r>
+    </w:p>
+    <w:p>
+      <w:pPr>
+        <w:pStyle w:val="ListParagraph"/>
+        <w:numPr>
+          <w:ilvl w:val="2"/>
+          <w:numId w:val="6"/>
+        </w:numPr>
+      </w:pPr>
+      <w:r>
+        <w:t>//STEP1 EXEC PGM=ICETOOL</w:t>
+      </w:r>
+      <w:r>
+        <w:br/>
+        <w:t>//TOOLMSG DD SYSOUT=*</w:t>
+      </w:r>
+      <w:r>
+        <w:br/>
+        <w:t>//</w:t>
+      </w:r>
+      <w:proofErr w:type="gramStart"/>
+      <w:r>
+        <w:t>DFSMSG  DD</w:t>
+      </w:r>
+      <w:proofErr w:type="gramEnd"/>
+      <w:r>
+        <w:t xml:space="preserve"> SYSOUT=*</w:t>
+      </w:r>
+      <w:r>
+        <w:br/>
+        <w:t xml:space="preserve">//IN      DD </w:t>
+      </w:r>
+      <w:proofErr w:type="gramStart"/>
+      <w:r>
+        <w:t>DSN=INPUT.FILE,DISP</w:t>
+      </w:r>
+      <w:proofErr w:type="gramEnd"/>
+      <w:r>
+        <w:t>=SHR</w:t>
+      </w:r>
+      <w:r>
+        <w:br/>
+        <w:t xml:space="preserve">//OUT     DD </w:t>
+      </w:r>
+      <w:proofErr w:type="gramStart"/>
+      <w:r>
+        <w:t>DSN=OUTPUT.FILE,DISP</w:t>
+      </w:r>
+      <w:proofErr w:type="gramEnd"/>
+      <w:r>
+        <w:t>=...</w:t>
+      </w:r>
+      <w:r>
+        <w:br/>
+        <w:t>//TOOLIN  DD *</w:t>
+      </w:r>
+      <w:r>
+        <w:br/>
+        <w:t xml:space="preserve">  &lt;ICETOOL operations&gt;</w:t>
+      </w:r>
+      <w:r>
+        <w:br/>
+        <w:t>/*</w:t>
+      </w:r>
+    </w:p>
+    <w:p>
+      <w:pPr>
+        <w:pStyle w:val="ListParagraph"/>
+        <w:numPr>
+          <w:ilvl w:val="1"/>
+          <w:numId w:val="6"/>
+        </w:numPr>
+        <w:spacing w:after="0"/>
+        <w:rPr>
+          <w:b/>
+          <w:bCs/>
+        </w:rPr>
+      </w:pPr>
+      <w:r>
+        <w:rPr>
+          <w:b/>
+          <w:bCs/>
+        </w:rPr>
+        <w:t xml:space="preserve">Common ICETOOL Operations (Very Important </w:t>
+      </w:r>
+      <w:r>
+        <w:rPr>
+          <w:rFonts w:ascii="Segoe UI Emoji" w:hAnsi="Segoe UI Emoji" w:cs="Segoe UI Emoji"/>
+          <w:b/>
+          <w:bCs/>
+        </w:rPr>
+        <w:t>⭐</w:t>
+      </w:r>
+      <w:r>
+        <w:rPr>
+          <w:b/>
+          <w:bCs/>
+        </w:rPr>
+        <w:t>)</w:t>
+      </w:r>
+    </w:p>
+    <w:p>
+      <w:pPr>
+        <w:pStyle w:val="ListParagraph"/>
+        <w:numPr>
+          <w:ilvl w:val="2"/>
+          <w:numId w:val="6"/>
+        </w:numPr>
+        <w:spacing w:after="0"/>
+        <w:rPr>
+          <w:b/>
+          <w:bCs/>
+        </w:rPr>
+      </w:pPr>
+      <w:r>
+        <w:rPr>
+          <w:b/>
+          <w:bCs/>
+        </w:rPr>
+        <w:t>1. COUNT → Count records</w:t>
+      </w:r>
+    </w:p>
+    <w:p>
+      <w:pPr>
+        <w:pStyle w:val="ListParagraph"/>
+        <w:numPr>
+          <w:ilvl w:val="2"/>
+          <w:numId w:val="6"/>
+        </w:numPr>
+      </w:pPr>
+      <w:r>
+        <w:t>//TOOLIN DD *</w:t>
+      </w:r>
+      <w:r>
+        <w:br/>
+        <w:t xml:space="preserve">  COUNT FROM(IN)</w:t>
+      </w:r>
+      <w:r>
+        <w:br/>
+        <w:t>/*</w:t>
+      </w:r>
+    </w:p>
+    <w:p>
+      <w:pPr>
+        <w:pStyle w:val="ListParagraph"/>
+        <w:numPr>
+          <w:ilvl w:val="2"/>
+          <w:numId w:val="6"/>
+        </w:numPr>
+        <w:spacing w:after="0"/>
+      </w:pPr>
+      <w:r>
+        <w:rPr>
+          <w:rFonts w:ascii="Segoe UI Emoji" w:hAnsi="Segoe UI Emoji" w:cs="Segoe UI Emoji"/>
+        </w:rPr>
+        <w:t>👉</w:t>
+      </w:r>
+      <w:r>
+        <w:t xml:space="preserve"> Output: total number of records</w:t>
+      </w:r>
+    </w:p>
+    <w:p>
+      <w:pPr>
+        <w:pStyle w:val="ListParagraph"/>
+      </w:pPr>
+    </w:p>
+    <w:p>
+      <w:pPr>
+        <w:pStyle w:val="ListParagraph"/>
+        <w:numPr>
+          <w:ilvl w:val="1"/>
+          <w:numId w:val="6"/>
+        </w:numPr>
+        <w:spacing w:after="0"/>
+        <w:rPr>
+          <w:b/>
+          <w:bCs/>
+        </w:rPr>
+      </w:pPr>
+      <w:r>
+        <w:rPr>
+          <w:b/>
+          <w:bCs/>
+        </w:rPr>
+        <w:t>2. DISPLAY → Show records</w:t>
+      </w:r>
+    </w:p>
+    <w:p>
+      <w:pPr>
+        <w:pStyle w:val="ListParagraph"/>
+        <w:numPr>
+          <w:ilvl w:val="2"/>
+          <w:numId w:val="6"/>
+        </w:numPr>
+      </w:pPr>
+      <w:r>
+        <w:t>//TOOLIN DD *</w:t>
+      </w:r>
+      <w:r>
+        <w:br/>
+        <w:t xml:space="preserve">  DISPLAY FROM(IN)</w:t>
+      </w:r>
+      <w:r>
+        <w:br/>
+        <w:t>/*</w:t>
+      </w:r>
+    </w:p>
+    <w:p>
+      <w:pPr>
+        <w:pStyle w:val="ListParagraph"/>
+        <w:numPr>
+          <w:ilvl w:val="1"/>
+          <w:numId w:val="6"/>
+        </w:numPr>
+        <w:spacing w:after="0"/>
+        <w:rPr>
+          <w:b/>
+          <w:bCs/>
+        </w:rPr>
+      </w:pPr>
+      <w:r>
+        <w:rPr>
+          <w:b/>
+          <w:bCs/>
+        </w:rPr>
+        <w:t>3. SORT → Sort file</w:t>
+      </w:r>
+    </w:p>
+    <w:p>
+      <w:pPr>
+        <w:pStyle w:val="ListParagraph"/>
+        <w:numPr>
+          <w:ilvl w:val="2"/>
+          <w:numId w:val="6"/>
+        </w:numPr>
+      </w:pPr>
+      <w:r>
+        <w:t>//TOOLIN DD *</w:t>
+      </w:r>
+      <w:r>
+        <w:br/>
+        <w:t xml:space="preserve">  SORT FROM(IN) TO(OUT) USING(CTL1)</w:t>
+      </w:r>
+      <w:r>
+        <w:br/>
+        <w:t>/*</w:t>
+      </w:r>
+      <w:r>
+        <w:br/>
+        <w:t>//CTL1CNTL DD *</w:t>
+      </w:r>
+      <w:r>
+        <w:br/>
+        <w:t xml:space="preserve">  SORT FIELDS=(1,</w:t>
+      </w:r>
+      <w:proofErr w:type="gramStart"/>
+      <w:r>
+        <w:t>5,A</w:t>
+      </w:r>
+      <w:proofErr w:type="gramEnd"/>
+      <w:r>
+        <w:t>)</w:t>
+      </w:r>
+      <w:r>
+        <w:br/>
+        <w:t>/*</w:t>
+      </w:r>
+    </w:p>
+    <w:p>
+      <w:pPr>
+        <w:pStyle w:val="ListParagraph"/>
+        <w:numPr>
+          <w:ilvl w:val="1"/>
+          <w:numId w:val="6"/>
+        </w:numPr>
+        <w:spacing w:after="0"/>
+        <w:rPr>
+          <w:b/>
+          <w:bCs/>
+        </w:rPr>
+      </w:pPr>
+      <w:r>
+        <w:rPr>
+          <w:b/>
+          <w:bCs/>
+        </w:rPr>
+        <w:t>4. SELECT → Filter records</w:t>
+      </w:r>
+    </w:p>
+    <w:p>
+      <w:pPr>
+        <w:pStyle w:val="ListParagraph"/>
+        <w:numPr>
+          <w:ilvl w:val="2"/>
+          <w:numId w:val="6"/>
+        </w:numPr>
+      </w:pPr>
+      <w:r>
+        <w:t>//TOOLIN DD *</w:t>
+      </w:r>
+      <w:r>
+        <w:br/>
+        <w:t xml:space="preserve">  SELECT FROM(IN) TO(OUT) ON(1,</w:t>
+      </w:r>
+      <w:proofErr w:type="gramStart"/>
+      <w:r>
+        <w:t>3,CH</w:t>
+      </w:r>
+      <w:proofErr w:type="gramEnd"/>
+      <w:r>
+        <w:t>) EQ(C'IND')</w:t>
+      </w:r>
+      <w:r>
+        <w:br/>
+        <w:t>/*</w:t>
+      </w:r>
+    </w:p>
+    <w:p>
+      <w:pPr>
+        <w:pStyle w:val="ListParagraph"/>
+        <w:numPr>
+          <w:ilvl w:val="2"/>
+          <w:numId w:val="6"/>
+        </w:numPr>
+        <w:spacing w:after="0"/>
+      </w:pPr>
+      <w:r>
+        <w:t>Only records where first 3 chars = IND</w:t>
+      </w:r>
+    </w:p>
+    <w:p>
+      <w:pPr>
+        <w:pStyle w:val="ListParagraph"/>
+        <w:numPr>
+          <w:ilvl w:val="1"/>
+          <w:numId w:val="6"/>
+        </w:numPr>
+        <w:spacing w:after="0"/>
+        <w:rPr>
+          <w:b/>
+          <w:bCs/>
+        </w:rPr>
+      </w:pPr>
+      <w:r>
+        <w:rPr>
+          <w:b/>
+          <w:bCs/>
+        </w:rPr>
+        <w:t>5. UNIQUE → Remove duplicates</w:t>
+      </w:r>
+    </w:p>
+    <w:p>
+      <w:pPr>
+        <w:pStyle w:val="ListParagraph"/>
+        <w:numPr>
+          <w:ilvl w:val="2"/>
+          <w:numId w:val="6"/>
+        </w:numPr>
+      </w:pPr>
+      <w:r>
+        <w:t>//TOOLIN DD *</w:t>
+      </w:r>
+      <w:r>
+        <w:br/>
+        <w:t xml:space="preserve">  UNIQUE FROM(IN) TO(OUT) ON(1,</w:t>
+      </w:r>
+      <w:proofErr w:type="gramStart"/>
+      <w:r>
+        <w:t>5,CH</w:t>
+      </w:r>
+      <w:proofErr w:type="gramEnd"/>
+      <w:r>
+        <w:t>)</w:t>
+      </w:r>
+      <w:r>
+        <w:br/>
+        <w:t>/*</w:t>
+      </w:r>
+    </w:p>
+    <w:p>
+      <w:pPr>
+        <w:pStyle w:val="ListParagraph"/>
+        <w:numPr>
+          <w:ilvl w:val="2"/>
+          <w:numId w:val="6"/>
+        </w:numPr>
+        <w:spacing w:after="0"/>
+      </w:pPr>
+      <w:r>
+        <w:rPr>
+          <w:rFonts w:ascii="Segoe UI Emoji" w:hAnsi="Segoe UI Emoji" w:cs="Segoe UI Emoji"/>
+        </w:rPr>
+        <w:t>👉</w:t>
+      </w:r>
+      <w:r>
+        <w:t xml:space="preserve"> Keeps only unique records based on key</w:t>
+      </w:r>
+    </w:p>
+    <w:p>
+      <w:pPr>
+        <w:pStyle w:val="ListParagraph"/>
+        <w:numPr>
+          <w:ilvl w:val="1"/>
+          <w:numId w:val="6"/>
+        </w:numPr>
+        <w:spacing w:after="0"/>
+        <w:rPr>
+          <w:b/>
+          <w:bCs/>
+        </w:rPr>
+      </w:pPr>
+      <w:r>
+        <w:rPr>
+          <w:b/>
+          <w:bCs/>
+        </w:rPr>
+        <w:t xml:space="preserve">6. OCCUR → Count occurrences of values </w:t>
+      </w:r>
+      <w:r>
+        <w:rPr>
+          <w:rFonts w:ascii="Segoe UI Emoji" w:hAnsi="Segoe UI Emoji" w:cs="Segoe UI Emoji"/>
+          <w:b/>
+          <w:bCs/>
+        </w:rPr>
+        <w:t>⭐</w:t>
+      </w:r>
+    </w:p>
+    <w:p>
+      <w:pPr>
+        <w:pStyle w:val="ListParagraph"/>
+        <w:numPr>
+          <w:ilvl w:val="2"/>
+          <w:numId w:val="6"/>
+        </w:numPr>
+      </w:pPr>
+      <w:r>
+        <w:lastRenderedPageBreak/>
+        <w:t>//TOOLIN DD *</w:t>
+      </w:r>
+      <w:r>
+        <w:br/>
+        <w:t xml:space="preserve">  OCCUR FROM(IN) LIST(OUT) ON(1,</w:t>
+      </w:r>
+      <w:proofErr w:type="gramStart"/>
+      <w:r>
+        <w:t>3,CH</w:t>
+      </w:r>
+      <w:proofErr w:type="gramEnd"/>
+      <w:r>
+        <w:t>)</w:t>
+      </w:r>
+      <w:r>
+        <w:br/>
+        <w:t>/*</w:t>
+      </w:r>
+    </w:p>
+    <w:p>
+      <w:pPr>
+        <w:pStyle w:val="ListParagraph"/>
+        <w:numPr>
+          <w:ilvl w:val="2"/>
+          <w:numId w:val="6"/>
+        </w:numPr>
+        <w:spacing w:after="0"/>
+      </w:pPr>
+      <w:r>
+        <w:rPr>
+          <w:rFonts w:ascii="Segoe UI Emoji" w:hAnsi="Segoe UI Emoji" w:cs="Segoe UI Emoji"/>
+        </w:rPr>
+        <w:t>👉</w:t>
+      </w:r>
+      <w:r>
+        <w:t xml:space="preserve"> Counts how many times each key appears</w:t>
+      </w:r>
+    </w:p>
+    <w:p>
+      <w:pPr>
+        <w:pStyle w:val="ListParagraph"/>
+        <w:numPr>
+          <w:ilvl w:val="1"/>
+          <w:numId w:val="6"/>
+        </w:numPr>
+        <w:spacing w:after="0"/>
+        <w:rPr>
+          <w:b/>
+          <w:bCs/>
+        </w:rPr>
+      </w:pPr>
+      <w:r>
+        <w:rPr>
+          <w:b/>
+          <w:bCs/>
+        </w:rPr>
+        <w:t xml:space="preserve">7. SPLICE → Join / Compare files </w:t>
+      </w:r>
+      <w:r>
+        <w:rPr>
+          <w:rFonts w:ascii="Segoe UI Emoji" w:hAnsi="Segoe UI Emoji" w:cs="Segoe UI Emoji"/>
+          <w:b/>
+          <w:bCs/>
+        </w:rPr>
+        <w:t>⭐</w:t>
+      </w:r>
+      <w:r>
+        <w:rPr>
+          <w:b/>
+          <w:bCs/>
+        </w:rPr>
+        <w:t xml:space="preserve"> (Important)</w:t>
+      </w:r>
+    </w:p>
+    <w:p>
+      <w:pPr>
+        <w:pStyle w:val="ListParagraph"/>
+        <w:numPr>
+          <w:ilvl w:val="2"/>
+          <w:numId w:val="6"/>
+        </w:numPr>
+      </w:pPr>
+      <w:r>
+        <w:t>//TOOLIN DD *</w:t>
+      </w:r>
+      <w:r>
+        <w:br/>
+        <w:t xml:space="preserve">  SPLICE FROM(IN</w:t>
+      </w:r>
+      <w:proofErr w:type="gramStart"/>
+      <w:r>
+        <w:t>1,IN</w:t>
+      </w:r>
+      <w:proofErr w:type="gramEnd"/>
+      <w:r>
+        <w:t xml:space="preserve">2) TO(OUT) </w:t>
+      </w:r>
+      <w:proofErr w:type="gramStart"/>
+      <w:r>
+        <w:t>ON(</w:t>
+      </w:r>
+      <w:proofErr w:type="gramEnd"/>
+      <w:r>
+        <w:t>1,5)</w:t>
+      </w:r>
+      <w:r>
+        <w:br/>
+        <w:t>/*</w:t>
+      </w:r>
+    </w:p>
+    <w:p>
+      <w:pPr>
+        <w:pStyle w:val="ListParagraph"/>
+        <w:numPr>
+          <w:ilvl w:val="2"/>
+          <w:numId w:val="6"/>
+        </w:numPr>
+        <w:spacing w:after="0"/>
+      </w:pPr>
+      <w:r>
+        <w:rPr>
+          <w:rFonts w:ascii="Segoe UI Emoji" w:hAnsi="Segoe UI Emoji" w:cs="Segoe UI Emoji"/>
+        </w:rPr>
+        <w:t>👉</w:t>
+      </w:r>
+      <w:r>
+        <w:t xml:space="preserve"> Similar to JOINKEYS (used for matching records)</w:t>
+      </w:r>
+    </w:p>
+    <w:p>
+      <w:pPr>
+        <w:pStyle w:val="ListParagraph"/>
+        <w:numPr>
+          <w:ilvl w:val="1"/>
+          <w:numId w:val="6"/>
+        </w:numPr>
+        <w:spacing w:after="0"/>
+        <w:rPr>
+          <w:b/>
+          <w:bCs/>
+        </w:rPr>
+      </w:pPr>
+      <w:r>
+        <w:rPr>
+          <w:b/>
+          <w:bCs/>
+        </w:rPr>
+        <w:t>8. COPY → Copy file</w:t>
+      </w:r>
+    </w:p>
+    <w:p>
+      <w:pPr>
+        <w:pStyle w:val="ListParagraph"/>
+        <w:numPr>
+          <w:ilvl w:val="2"/>
+          <w:numId w:val="6"/>
+        </w:numPr>
+      </w:pPr>
+      <w:r>
+        <w:t>//TOOLIN DD *</w:t>
+      </w:r>
+      <w:r>
+        <w:br/>
+        <w:t xml:space="preserve">  COPY FROM(IN) TO(OUT)</w:t>
+      </w:r>
+      <w:r>
+        <w:br/>
+        <w:t>/*</w:t>
+      </w:r>
+    </w:p>
+    <w:p>
+      <w:pPr>
+        <w:pStyle w:val="ListParagraph"/>
+        <w:numPr>
+          <w:ilvl w:val="1"/>
+          <w:numId w:val="6"/>
+        </w:numPr>
+        <w:spacing w:after="0"/>
+        <w:rPr>
+          <w:b/>
+          <w:bCs/>
+        </w:rPr>
+      </w:pPr>
+      <w:r>
+        <w:rPr>
+          <w:rFonts w:ascii="Segoe UI Emoji" w:hAnsi="Segoe UI Emoji" w:cs="Segoe UI Emoji"/>
+          <w:b/>
+          <w:bCs/>
+        </w:rPr>
+        <w:t>🔹</w:t>
+      </w:r>
+      <w:r>
+        <w:rPr>
+          <w:b/>
+          <w:bCs/>
+        </w:rPr>
+        <w:t xml:space="preserve"> Real Example (Most Asked </w:t>
+      </w:r>
+      <w:r>
+        <w:rPr>
+          <w:rFonts w:ascii="Segoe UI Emoji" w:hAnsi="Segoe UI Emoji" w:cs="Segoe UI Emoji"/>
+          <w:b/>
+          <w:bCs/>
+        </w:rPr>
+        <w:t>⭐</w:t>
+      </w:r>
+      <w:r>
+        <w:rPr>
+          <w:b/>
+          <w:bCs/>
+        </w:rPr>
+        <w:t>)</w:t>
+      </w:r>
+    </w:p>
+    <w:p>
+      <w:pPr>
+        <w:pStyle w:val="ListParagraph"/>
+        <w:numPr>
+          <w:ilvl w:val="2"/>
+          <w:numId w:val="6"/>
+        </w:numPr>
+        <w:spacing w:after="0"/>
+        <w:rPr>
+          <w:b/>
+          <w:bCs/>
+        </w:rPr>
+      </w:pPr>
+      <w:r>
+        <w:rPr>
+          <w:rFonts w:ascii="Segoe UI Emoji" w:hAnsi="Segoe UI Emoji" w:cs="Segoe UI Emoji"/>
+          <w:b/>
+          <w:bCs/>
+        </w:rPr>
+        <w:t>👉</w:t>
+      </w:r>
+      <w:r>
+        <w:rPr>
+          <w:b/>
+          <w:bCs/>
+        </w:rPr>
+        <w:t xml:space="preserve"> Count + Remove duplicates + Output</w:t>
+      </w:r>
+    </w:p>
+    <w:p>
+      <w:pPr>
+        <w:pStyle w:val="ListParagraph"/>
+        <w:numPr>
+          <w:ilvl w:val="2"/>
+          <w:numId w:val="6"/>
+        </w:numPr>
+      </w:pPr>
+      <w:r>
+        <w:t>//STEP1 EXEC PGM=ICETOOL</w:t>
+      </w:r>
+      <w:r>
+        <w:br/>
+        <w:t>//TOOLMSG DD SYSOUT=*</w:t>
+      </w:r>
+      <w:r>
+        <w:br/>
+        <w:t>//</w:t>
+      </w:r>
+      <w:proofErr w:type="gramStart"/>
+      <w:r>
+        <w:t>DFSMSG  DD</w:t>
+      </w:r>
+      <w:proofErr w:type="gramEnd"/>
+      <w:r>
+        <w:t xml:space="preserve"> SYSOUT=*</w:t>
+      </w:r>
+      <w:r>
+        <w:br/>
+        <w:t xml:space="preserve">//IN      DD </w:t>
+      </w:r>
+      <w:proofErr w:type="gramStart"/>
+      <w:r>
+        <w:t>DSN=EMP.FILE,DISP</w:t>
+      </w:r>
+      <w:proofErr w:type="gramEnd"/>
+      <w:r>
+        <w:t>=SHR</w:t>
+      </w:r>
+      <w:r>
+        <w:br/>
+        <w:t xml:space="preserve">//OUT     DD </w:t>
+      </w:r>
+      <w:proofErr w:type="gramStart"/>
+      <w:r>
+        <w:t>DSN=UNIQUE.FILE,DISP</w:t>
+      </w:r>
+      <w:proofErr w:type="gramEnd"/>
+      <w:r>
+        <w:t>=...</w:t>
+      </w:r>
+      <w:r>
+        <w:br/>
+        <w:t>//TOOLIN DD *</w:t>
+      </w:r>
+      <w:r>
+        <w:br/>
+        <w:t xml:space="preserve">  UNIQUE FROM(IN) TO(OUT) ON(1,</w:t>
+      </w:r>
+      <w:proofErr w:type="gramStart"/>
+      <w:r>
+        <w:t>5,CH</w:t>
+      </w:r>
+      <w:proofErr w:type="gramEnd"/>
+      <w:r>
+        <w:t>)</w:t>
+      </w:r>
+      <w:r>
+        <w:br/>
+        <w:t xml:space="preserve">  COUNT FROM(IN)</w:t>
+      </w:r>
+      <w:r>
+        <w:br/>
+        <w:t>/*</w:t>
+      </w:r>
+    </w:p>
+    <w:p>
+      <w:pPr>
+        <w:pStyle w:val="ListParagraph"/>
+        <w:numPr>
+          <w:ilvl w:val="2"/>
+          <w:numId w:val="6"/>
+        </w:numPr>
+        <w:spacing w:after="0"/>
+      </w:pPr>
+      <w:r>
+        <w:rPr>
+          <w:rFonts w:ascii="Segoe UI Emoji" w:hAnsi="Segoe UI Emoji" w:cs="Segoe UI Emoji"/>
+        </w:rPr>
+        <w:t>👉</w:t>
+      </w:r>
+      <w:r>
+        <w:t xml:space="preserve"> In one step:</w:t>
+      </w:r>
+    </w:p>
+    <w:p>
+      <w:pPr>
+        <w:pStyle w:val="ListParagraph"/>
+        <w:numPr>
+          <w:ilvl w:val="2"/>
+          <w:numId w:val="6"/>
+        </w:numPr>
+        <w:spacing w:after="0"/>
+      </w:pPr>
+      <w:r>
+        <w:t xml:space="preserve">Removes duplicates </w:t>
+      </w:r>
+    </w:p>
+    <w:p>
+      <w:pPr>
+        <w:pStyle w:val="ListParagraph"/>
+        <w:numPr>
+          <w:ilvl w:val="2"/>
+          <w:numId w:val="6"/>
+        </w:numPr>
+        <w:spacing w:after="0"/>
+      </w:pPr>
+      <w:r>
+        <w:t>Counts total records</w:t>
+      </w:r>
+    </w:p>
+    <w:p>
+      <w:pPr>
+        <w:pStyle w:val="ListParagraph"/>
+        <w:numPr>
+          <w:ilvl w:val="0"/>
+          <w:numId w:val="6"/>
+        </w:numPr>
+        <w:spacing w:after="0"/>
+      </w:pPr>
     </w:p>
     <w:p>
       <w:pPr>
@@ -3174,6 +4274,155 @@
     </w:lvl>
   </w:abstractNum>
   <w:abstractNum w:abstractNumId="1" w15:restartNumberingAfterBreak="0">
+    <w:nsid w:val="0E0F77C6"/>
+    <w:multiLevelType w:val="multilevel"/>
+    <w:tmpl w:val="4F9C7866"/>
+    <w:lvl w:ilvl="0">
+      <w:start w:val="1"/>
+      <w:numFmt w:val="bullet"/>
+      <w:lvlText w:val=""/>
+      <w:lvlJc w:val="left"/>
+      <w:pPr>
+        <w:tabs>
+          <w:tab w:val="num" w:pos="720"/>
+        </w:tabs>
+        <w:ind w:left="720" w:hanging="360"/>
+      </w:pPr>
+      <w:rPr>
+        <w:rFonts w:ascii="Symbol" w:hAnsi="Symbol" w:hint="default"/>
+        <w:sz w:val="20"/>
+      </w:rPr>
+    </w:lvl>
+    <w:lvl w:ilvl="1" w:tentative="1">
+      <w:start w:val="1"/>
+      <w:numFmt w:val="bullet"/>
+      <w:lvlText w:val="o"/>
+      <w:lvlJc w:val="left"/>
+      <w:pPr>
+        <w:tabs>
+          <w:tab w:val="num" w:pos="1440"/>
+        </w:tabs>
+        <w:ind w:left="1440" w:hanging="360"/>
+      </w:pPr>
+      <w:rPr>
+        <w:rFonts w:ascii="Courier New" w:hAnsi="Courier New" w:hint="default"/>
+        <w:sz w:val="20"/>
+      </w:rPr>
+    </w:lvl>
+    <w:lvl w:ilvl="2" w:tentative="1">
+      <w:start w:val="1"/>
+      <w:numFmt w:val="bullet"/>
+      <w:lvlText w:val=""/>
+      <w:lvlJc w:val="left"/>
+      <w:pPr>
+        <w:tabs>
+          <w:tab w:val="num" w:pos="2160"/>
+        </w:tabs>
+        <w:ind w:left="2160" w:hanging="360"/>
+      </w:pPr>
+      <w:rPr>
+        <w:rFonts w:ascii="Wingdings" w:hAnsi="Wingdings" w:hint="default"/>
+        <w:sz w:val="20"/>
+      </w:rPr>
+    </w:lvl>
+    <w:lvl w:ilvl="3" w:tentative="1">
+      <w:start w:val="1"/>
+      <w:numFmt w:val="bullet"/>
+      <w:lvlText w:val=""/>
+      <w:lvlJc w:val="left"/>
+      <w:pPr>
+        <w:tabs>
+          <w:tab w:val="num" w:pos="2880"/>
+        </w:tabs>
+        <w:ind w:left="2880" w:hanging="360"/>
+      </w:pPr>
+      <w:rPr>
+        <w:rFonts w:ascii="Wingdings" w:hAnsi="Wingdings" w:hint="default"/>
+        <w:sz w:val="20"/>
+      </w:rPr>
+    </w:lvl>
+    <w:lvl w:ilvl="4" w:tentative="1">
+      <w:start w:val="1"/>
+      <w:numFmt w:val="bullet"/>
+      <w:lvlText w:val=""/>
+      <w:lvlJc w:val="left"/>
+      <w:pPr>
+        <w:tabs>
+          <w:tab w:val="num" w:pos="3600"/>
+        </w:tabs>
+        <w:ind w:left="3600" w:hanging="360"/>
+      </w:pPr>
+      <w:rPr>
+        <w:rFonts w:ascii="Wingdings" w:hAnsi="Wingdings" w:hint="default"/>
+        <w:sz w:val="20"/>
+      </w:rPr>
+    </w:lvl>
+    <w:lvl w:ilvl="5" w:tentative="1">
+      <w:start w:val="1"/>
+      <w:numFmt w:val="bullet"/>
+      <w:lvlText w:val=""/>
+      <w:lvlJc w:val="left"/>
+      <w:pPr>
+        <w:tabs>
+          <w:tab w:val="num" w:pos="4320"/>
+        </w:tabs>
+        <w:ind w:left="4320" w:hanging="360"/>
+      </w:pPr>
+      <w:rPr>
+        <w:rFonts w:ascii="Wingdings" w:hAnsi="Wingdings" w:hint="default"/>
+        <w:sz w:val="20"/>
+      </w:rPr>
+    </w:lvl>
+    <w:lvl w:ilvl="6" w:tentative="1">
+      <w:start w:val="1"/>
+      <w:numFmt w:val="bullet"/>
+      <w:lvlText w:val=""/>
+      <w:lvlJc w:val="left"/>
+      <w:pPr>
+        <w:tabs>
+          <w:tab w:val="num" w:pos="5040"/>
+        </w:tabs>
+        <w:ind w:left="5040" w:hanging="360"/>
+      </w:pPr>
+      <w:rPr>
+        <w:rFonts w:ascii="Wingdings" w:hAnsi="Wingdings" w:hint="default"/>
+        <w:sz w:val="20"/>
+      </w:rPr>
+    </w:lvl>
+    <w:lvl w:ilvl="7" w:tentative="1">
+      <w:start w:val="1"/>
+      <w:numFmt w:val="bullet"/>
+      <w:lvlText w:val=""/>
+      <w:lvlJc w:val="left"/>
+      <w:pPr>
+        <w:tabs>
+          <w:tab w:val="num" w:pos="5760"/>
+        </w:tabs>
+        <w:ind w:left="5760" w:hanging="360"/>
+      </w:pPr>
+      <w:rPr>
+        <w:rFonts w:ascii="Wingdings" w:hAnsi="Wingdings" w:hint="default"/>
+        <w:sz w:val="20"/>
+      </w:rPr>
+    </w:lvl>
+    <w:lvl w:ilvl="8" w:tentative="1">
+      <w:start w:val="1"/>
+      <w:numFmt w:val="bullet"/>
+      <w:lvlText w:val=""/>
+      <w:lvlJc w:val="left"/>
+      <w:pPr>
+        <w:tabs>
+          <w:tab w:val="num" w:pos="6480"/>
+        </w:tabs>
+        <w:ind w:left="6480" w:hanging="360"/>
+      </w:pPr>
+      <w:rPr>
+        <w:rFonts w:ascii="Wingdings" w:hAnsi="Wingdings" w:hint="default"/>
+        <w:sz w:val="20"/>
+      </w:rPr>
+    </w:lvl>
+  </w:abstractNum>
+  <w:abstractNum w:abstractNumId="2" w15:restartNumberingAfterBreak="0">
     <w:nsid w:val="23263019"/>
     <w:multiLevelType w:val="multilevel"/>
     <w:tmpl w:val="E5F8EE5A"/>
@@ -3286,7 +4535,7 @@
       </w:pPr>
     </w:lvl>
   </w:abstractNum>
-  <w:abstractNum w:abstractNumId="2" w15:restartNumberingAfterBreak="0">
+  <w:abstractNum w:abstractNumId="3" w15:restartNumberingAfterBreak="0">
     <w:nsid w:val="3E6B4FD5"/>
     <w:multiLevelType w:val="multilevel"/>
     <w:tmpl w:val="EA8CC3A0"/>
@@ -3435,7 +4684,7 @@
       </w:rPr>
     </w:lvl>
   </w:abstractNum>
-  <w:abstractNum w:abstractNumId="3" w15:restartNumberingAfterBreak="0">
+  <w:abstractNum w:abstractNumId="4" w15:restartNumberingAfterBreak="0">
     <w:nsid w:val="541D167E"/>
     <w:multiLevelType w:val="hybridMultilevel"/>
     <w:tmpl w:val="30AEC96A"/>
@@ -3548,7 +4797,7 @@
       </w:rPr>
     </w:lvl>
   </w:abstractNum>
-  <w:abstractNum w:abstractNumId="4" w15:restartNumberingAfterBreak="0">
+  <w:abstractNum w:abstractNumId="5" w15:restartNumberingAfterBreak="0">
     <w:nsid w:val="6B5D182E"/>
     <w:multiLevelType w:val="multilevel"/>
     <w:tmpl w:val="C2B8AEF2"/>
@@ -3697,7 +4946,7 @@
       </w:rPr>
     </w:lvl>
   </w:abstractNum>
-  <w:abstractNum w:abstractNumId="5" w15:restartNumberingAfterBreak="0">
+  <w:abstractNum w:abstractNumId="6" w15:restartNumberingAfterBreak="0">
     <w:nsid w:val="6D4D60DD"/>
     <w:multiLevelType w:val="hybridMultilevel"/>
     <w:tmpl w:val="9996A71A"/>
@@ -3810,7 +5059,7 @@
       </w:rPr>
     </w:lvl>
   </w:abstractNum>
-  <w:abstractNum w:abstractNumId="6" w15:restartNumberingAfterBreak="0">
+  <w:abstractNum w:abstractNumId="7" w15:restartNumberingAfterBreak="0">
     <w:nsid w:val="75B16337"/>
     <w:multiLevelType w:val="hybridMultilevel"/>
     <w:tmpl w:val="F7D07B8C"/>
@@ -3923,26 +5172,181 @@
       </w:rPr>
     </w:lvl>
   </w:abstractNum>
+  <w:abstractNum w:abstractNumId="8" w15:restartNumberingAfterBreak="0">
+    <w:nsid w:val="79173B01"/>
+    <w:multiLevelType w:val="multilevel"/>
+    <w:tmpl w:val="C7AED5C4"/>
+    <w:lvl w:ilvl="0">
+      <w:start w:val="1"/>
+      <w:numFmt w:val="bullet"/>
+      <w:lvlText w:val=""/>
+      <w:lvlJc w:val="left"/>
+      <w:pPr>
+        <w:tabs>
+          <w:tab w:val="num" w:pos="720"/>
+        </w:tabs>
+        <w:ind w:left="720" w:hanging="360"/>
+      </w:pPr>
+      <w:rPr>
+        <w:rFonts w:ascii="Symbol" w:hAnsi="Symbol" w:hint="default"/>
+        <w:sz w:val="20"/>
+      </w:rPr>
+    </w:lvl>
+    <w:lvl w:ilvl="1" w:tentative="1">
+      <w:start w:val="1"/>
+      <w:numFmt w:val="bullet"/>
+      <w:lvlText w:val="o"/>
+      <w:lvlJc w:val="left"/>
+      <w:pPr>
+        <w:tabs>
+          <w:tab w:val="num" w:pos="1440"/>
+        </w:tabs>
+        <w:ind w:left="1440" w:hanging="360"/>
+      </w:pPr>
+      <w:rPr>
+        <w:rFonts w:ascii="Courier New" w:hAnsi="Courier New" w:hint="default"/>
+        <w:sz w:val="20"/>
+      </w:rPr>
+    </w:lvl>
+    <w:lvl w:ilvl="2" w:tentative="1">
+      <w:start w:val="1"/>
+      <w:numFmt w:val="bullet"/>
+      <w:lvlText w:val=""/>
+      <w:lvlJc w:val="left"/>
+      <w:pPr>
+        <w:tabs>
+          <w:tab w:val="num" w:pos="2160"/>
+        </w:tabs>
+        <w:ind w:left="2160" w:hanging="360"/>
+      </w:pPr>
+      <w:rPr>
+        <w:rFonts w:ascii="Wingdings" w:hAnsi="Wingdings" w:hint="default"/>
+        <w:sz w:val="20"/>
+      </w:rPr>
+    </w:lvl>
+    <w:lvl w:ilvl="3" w:tentative="1">
+      <w:start w:val="1"/>
+      <w:numFmt w:val="bullet"/>
+      <w:lvlText w:val=""/>
+      <w:lvlJc w:val="left"/>
+      <w:pPr>
+        <w:tabs>
+          <w:tab w:val="num" w:pos="2880"/>
+        </w:tabs>
+        <w:ind w:left="2880" w:hanging="360"/>
+      </w:pPr>
+      <w:rPr>
+        <w:rFonts w:ascii="Wingdings" w:hAnsi="Wingdings" w:hint="default"/>
+        <w:sz w:val="20"/>
+      </w:rPr>
+    </w:lvl>
+    <w:lvl w:ilvl="4" w:tentative="1">
+      <w:start w:val="1"/>
+      <w:numFmt w:val="bullet"/>
+      <w:lvlText w:val=""/>
+      <w:lvlJc w:val="left"/>
+      <w:pPr>
+        <w:tabs>
+          <w:tab w:val="num" w:pos="3600"/>
+        </w:tabs>
+        <w:ind w:left="3600" w:hanging="360"/>
+      </w:pPr>
+      <w:rPr>
+        <w:rFonts w:ascii="Wingdings" w:hAnsi="Wingdings" w:hint="default"/>
+        <w:sz w:val="20"/>
+      </w:rPr>
+    </w:lvl>
+    <w:lvl w:ilvl="5" w:tentative="1">
+      <w:start w:val="1"/>
+      <w:numFmt w:val="bullet"/>
+      <w:lvlText w:val=""/>
+      <w:lvlJc w:val="left"/>
+      <w:pPr>
+        <w:tabs>
+          <w:tab w:val="num" w:pos="4320"/>
+        </w:tabs>
+        <w:ind w:left="4320" w:hanging="360"/>
+      </w:pPr>
+      <w:rPr>
+        <w:rFonts w:ascii="Wingdings" w:hAnsi="Wingdings" w:hint="default"/>
+        <w:sz w:val="20"/>
+      </w:rPr>
+    </w:lvl>
+    <w:lvl w:ilvl="6" w:tentative="1">
+      <w:start w:val="1"/>
+      <w:numFmt w:val="bullet"/>
+      <w:lvlText w:val=""/>
+      <w:lvlJc w:val="left"/>
+      <w:pPr>
+        <w:tabs>
+          <w:tab w:val="num" w:pos="5040"/>
+        </w:tabs>
+        <w:ind w:left="5040" w:hanging="360"/>
+      </w:pPr>
+      <w:rPr>
+        <w:rFonts w:ascii="Wingdings" w:hAnsi="Wingdings" w:hint="default"/>
+        <w:sz w:val="20"/>
+      </w:rPr>
+    </w:lvl>
+    <w:lvl w:ilvl="7" w:tentative="1">
+      <w:start w:val="1"/>
+      <w:numFmt w:val="bullet"/>
+      <w:lvlText w:val=""/>
+      <w:lvlJc w:val="left"/>
+      <w:pPr>
+        <w:tabs>
+          <w:tab w:val="num" w:pos="5760"/>
+        </w:tabs>
+        <w:ind w:left="5760" w:hanging="360"/>
+      </w:pPr>
+      <w:rPr>
+        <w:rFonts w:ascii="Wingdings" w:hAnsi="Wingdings" w:hint="default"/>
+        <w:sz w:val="20"/>
+      </w:rPr>
+    </w:lvl>
+    <w:lvl w:ilvl="8" w:tentative="1">
+      <w:start w:val="1"/>
+      <w:numFmt w:val="bullet"/>
+      <w:lvlText w:val=""/>
+      <w:lvlJc w:val="left"/>
+      <w:pPr>
+        <w:tabs>
+          <w:tab w:val="num" w:pos="6480"/>
+        </w:tabs>
+        <w:ind w:left="6480" w:hanging="360"/>
+      </w:pPr>
+      <w:rPr>
+        <w:rFonts w:ascii="Wingdings" w:hAnsi="Wingdings" w:hint="default"/>
+        <w:sz w:val="20"/>
+      </w:rPr>
+    </w:lvl>
+  </w:abstractNum>
   <w:num w:numId="1" w16cid:durableId="1312446361">
-    <w:abstractNumId w:val="3"/>
+    <w:abstractNumId w:val="4"/>
   </w:num>
   <w:num w:numId="2" w16cid:durableId="1403328590">
     <w:abstractNumId w:val="0"/>
   </w:num>
   <w:num w:numId="3" w16cid:durableId="1016425687">
+    <w:abstractNumId w:val="3"/>
+  </w:num>
+  <w:num w:numId="4" w16cid:durableId="10686945">
+    <w:abstractNumId w:val="5"/>
+  </w:num>
+  <w:num w:numId="5" w16cid:durableId="455218476">
+    <w:abstractNumId w:val="7"/>
+  </w:num>
+  <w:num w:numId="6" w16cid:durableId="887381531">
+    <w:abstractNumId w:val="6"/>
+  </w:num>
+  <w:num w:numId="7" w16cid:durableId="1304702906">
     <w:abstractNumId w:val="2"/>
   </w:num>
-  <w:num w:numId="4" w16cid:durableId="10686945">
-    <w:abstractNumId w:val="4"/>
+  <w:num w:numId="8" w16cid:durableId="758595537">
+    <w:abstractNumId w:val="1"/>
   </w:num>
-  <w:num w:numId="5" w16cid:durableId="455218476">
-    <w:abstractNumId w:val="6"/>
-  </w:num>
-  <w:num w:numId="6" w16cid:durableId="887381531">
-    <w:abstractNumId w:val="5"/>
-  </w:num>
-  <w:num w:numId="7" w16cid:durableId="1304702906">
-    <w:abstractNumId w:val="1"/>
+  <w:num w:numId="9" w16cid:durableId="827398985">
+    <w:abstractNumId w:val="8"/>
   </w:num>
 </w:numbering>
 </file>
@@ -4551,7 +5955,6 @@
   <w:style w:type="character" w:default="1" w:styleId="DefaultParagraphFont">
     <w:name w:val="Default Paragraph Font"/>
     <w:uiPriority w:val="1"/>
-    <w:semiHidden/>
     <w:unhideWhenUsed/>
   </w:style>
   <w:style w:type="table" w:default="1" w:styleId="TableNormal">
@@ -5209,4 +6612,16 @@
     </a:ext>
   </a:extLst>
 </a:theme>
+</file>
+
+<file path=customXml/item1.xml><?xml version="1.0" encoding="utf-8"?>
+<b:Sources xmlns:b="http://schemas.openxmlformats.org/officeDocument/2006/bibliography" xmlns="http://schemas.openxmlformats.org/officeDocument/2006/bibliography" SelectedStyle="\APASixthEditionOfficeOnline.xsl" StyleName="APA" Version="6"/>
+</file>
+
+<file path=customXml/itemProps1.xml><?xml version="1.0" encoding="utf-8"?>
+<ds:datastoreItem xmlns:ds="http://schemas.openxmlformats.org/officeDocument/2006/customXml" ds:itemID="{DE9D51BE-EAB5-4DF3-B655-D856D9D5BD90}">
+  <ds:schemaRefs>
+    <ds:schemaRef ds:uri="http://schemas.openxmlformats.org/officeDocument/2006/bibliography"/>
+  </ds:schemaRefs>
+</ds:datastoreItem>
 </file>